--- a/paper/ICTRP NTD Manuscript.docx
+++ b/paper/ICTRP NTD Manuscript.docx
@@ -1025,9 +1025,21 @@
             <w:sz w:val="20"/>
             <w:szCs w:val="20"/>
             <w:lang w:val="en-US"/>
+            <w:rPrChange w:id="6" w:author="Rhys Peploe" w:date="2026-06-04T11:00:00Z">
+              <w:rPr>
+                <w:rStyle w:val="Hyperlink"/>
+                <w:rFonts w:ascii="Times New Roman" w:eastAsia="Georgia" w:hAnsi="Times New Roman" w:cs="Times New Roman"/>
+                <w:spacing w:val="3"/>
+                <w:sz w:val="20"/>
+                <w:szCs w:val="20"/>
+                <w:lang w:val="en-US"/>
+              </w:rPr>
+            </w:rPrChange>
           </w:rPr>
-          <w:fldChar w:fldCharType="begin"/>
+          <w:t>rhys.peploe@</w:t>
         </w:r>
+      </w:ins>
+      <w:ins w:id="7" w:author="Rhys Peploe" w:date="2026-06-04T11:00:00Z">
         <w:r>
           <w:rPr>
             <w:rFonts w:ascii="Times New Roman" w:eastAsia="Georgia" w:hAnsi="Times New Roman" w:cs="Times New Roman"/>
@@ -1036,80 +1048,44 @@
             <w:szCs w:val="20"/>
             <w:lang w:val="en-US"/>
           </w:rPr>
-          <w:instrText xml:space="preserve"> HYPERLINK "mailto:</w:instrText>
-        </w:r>
-        <w:r>
-          <w:rPr>
-            <w:rFonts w:ascii="Times New Roman" w:eastAsia="Georgia" w:hAnsi="Times New Roman" w:cs="Times New Roman"/>
-            <w:spacing w:val="3"/>
-            <w:sz w:val="20"/>
-            <w:szCs w:val="20"/>
-            <w:lang w:val="en-US"/>
-          </w:rPr>
-          <w:instrText>rhys.peploe@iddo.org</w:instrText>
-        </w:r>
-        <w:r>
-          <w:rPr>
-            <w:rFonts w:ascii="Times New Roman" w:eastAsia="Georgia" w:hAnsi="Times New Roman" w:cs="Times New Roman"/>
-            <w:spacing w:val="3"/>
-            <w:sz w:val="20"/>
-            <w:szCs w:val="20"/>
-            <w:lang w:val="en-US"/>
-          </w:rPr>
-          <w:instrText xml:space="preserve">" </w:instrText>
-        </w:r>
-        <w:r>
-          <w:rPr>
-            <w:rFonts w:ascii="Times New Roman" w:eastAsia="Georgia" w:hAnsi="Times New Roman" w:cs="Times New Roman"/>
-            <w:spacing w:val="3"/>
-            <w:sz w:val="20"/>
-            <w:szCs w:val="20"/>
-            <w:lang w:val="en-US"/>
-          </w:rPr>
-        </w:r>
-        <w:r>
-          <w:rPr>
-            <w:rFonts w:ascii="Times New Roman" w:eastAsia="Georgia" w:hAnsi="Times New Roman" w:cs="Times New Roman"/>
-            <w:spacing w:val="3"/>
-            <w:sz w:val="20"/>
-            <w:szCs w:val="20"/>
-            <w:lang w:val="en-US"/>
-          </w:rPr>
-          <w:fldChar w:fldCharType="separate"/>
-        </w:r>
-        <w:r>
-          <w:rPr>
-            <w:rStyle w:val="Hyperlink"/>
-            <w:rFonts w:ascii="Times New Roman" w:eastAsia="Georgia" w:hAnsi="Times New Roman" w:cs="Times New Roman"/>
-            <w:spacing w:val="3"/>
-            <w:sz w:val="20"/>
-            <w:szCs w:val="20"/>
-            <w:lang w:val="en-US"/>
-          </w:rPr>
-          <w:t>rhys.peploe@iddo.org</w:t>
-        </w:r>
-        <w:r>
-          <w:rPr>
-            <w:rFonts w:ascii="Times New Roman" w:eastAsia="Georgia" w:hAnsi="Times New Roman" w:cs="Times New Roman"/>
-            <w:spacing w:val="3"/>
-            <w:sz w:val="20"/>
-            <w:szCs w:val="20"/>
-            <w:lang w:val="en-US"/>
-          </w:rPr>
-          <w:fldChar w:fldCharType="end"/>
-        </w:r>
-        <w:r>
-          <w:rPr>
-            <w:rFonts w:ascii="Times New Roman" w:eastAsia="Georgia" w:hAnsi="Times New Roman" w:cs="Times New Roman"/>
-            <w:spacing w:val="3"/>
-            <w:sz w:val="20"/>
-            <w:szCs w:val="20"/>
-            <w:lang w:val="en-US"/>
-          </w:rPr>
-          <w:t xml:space="preserve"> </w:t>
+          <w:t>ndm.ox.ac.uk</w:t>
         </w:r>
       </w:ins>
-      <w:del w:id="6" w:author="Kannan.RK" w:date="2026-05-06T13:36:00Z">
+      <w:ins w:id="8" w:author="Kannan.RK" w:date="2026-05-06T13:36:00Z">
+        <w:del w:id="9" w:author="Rhys Peploe" w:date="2026-06-04T11:00:00Z">
+          <w:r>
+            <w:rPr>
+              <w:rFonts w:ascii="Times New Roman" w:eastAsia="Georgia" w:hAnsi="Times New Roman" w:cs="Times New Roman"/>
+              <w:spacing w:val="3"/>
+              <w:sz w:val="20"/>
+              <w:szCs w:val="20"/>
+              <w:lang w:val="en-US"/>
+              <w:rPrChange w:id="10" w:author="Rhys Peploe" w:date="2026-06-04T11:00:00Z">
+                <w:rPr>
+                  <w:rStyle w:val="Hyperlink"/>
+                  <w:rFonts w:ascii="Times New Roman" w:eastAsia="Georgia" w:hAnsi="Times New Roman" w:cs="Times New Roman"/>
+                  <w:spacing w:val="3"/>
+                  <w:sz w:val="20"/>
+                  <w:szCs w:val="20"/>
+                  <w:lang w:val="en-US"/>
+                </w:rPr>
+              </w:rPrChange>
+            </w:rPr>
+            <w:delText>iddo.org</w:delText>
+          </w:r>
+          <w:r>
+            <w:rPr>
+              <w:rFonts w:ascii="Times New Roman" w:eastAsia="Georgia" w:hAnsi="Times New Roman" w:cs="Times New Roman"/>
+              <w:spacing w:val="3"/>
+              <w:sz w:val="20"/>
+              <w:szCs w:val="20"/>
+              <w:lang w:val="en-US"/>
+            </w:rPr>
+            <w:delText xml:space="preserve"> </w:delText>
+          </w:r>
+        </w:del>
+      </w:ins>
+      <w:del w:id="11" w:author="Kannan.RK" w:date="2026-05-06T13:36:00Z">
         <w:r>
           <w:fldChar w:fldCharType="begin"/>
         </w:r>
@@ -3085,14 +3061,14 @@
         </w:rPr>
         <w:t>(</w:t>
       </w:r>
-      <w:bookmarkStart w:id="7" w:name="_Hlk226021923"/>
+      <w:bookmarkStart w:id="12" w:name="_Hlk226021923"/>
       <w:r>
         <w:rPr>
           <w:rFonts w:ascii="Times New Roman" w:hAnsi="Times New Roman" w:cs="Times New Roman"/>
         </w:rPr>
         <w:t>ClinicalTrials.gov</w:t>
       </w:r>
-      <w:bookmarkEnd w:id="7"/>
+      <w:bookmarkEnd w:id="12"/>
       <w:r>
         <w:rPr>
           <w:rFonts w:ascii="Times New Roman" w:hAnsi="Times New Roman" w:cs="Times New Roman"/>
@@ -4510,7 +4486,7 @@
         </w:rPr>
         <w:t xml:space="preserve">se of </w:t>
       </w:r>
-      <w:bookmarkStart w:id="8" w:name="_Int_eZLJ6oQl"/>
+      <w:bookmarkStart w:id="13" w:name="_Int_eZLJ6oQl"/>
       <w:r>
         <w:rPr>
           <w:rFonts w:ascii="Times New Roman" w:hAnsi="Times New Roman" w:cs="Times New Roman"/>
@@ -4529,7 +4505,7 @@
         </w:rPr>
         <w:t>categorisation</w:t>
       </w:r>
-      <w:bookmarkEnd w:id="8"/>
+      <w:bookmarkEnd w:id="13"/>
       <w:r>
         <w:rPr>
           <w:rFonts w:ascii="Times New Roman" w:hAnsi="Times New Roman" w:cs="Times New Roman"/>
@@ -4978,7 +4954,7 @@
         </w:rPr>
         <w:t xml:space="preserve"> via the </w:t>
       </w:r>
-      <w:bookmarkStart w:id="9" w:name="_Int_5JIn4ZtJ"/>
+      <w:bookmarkStart w:id="14" w:name="_Int_5JIn4ZtJ"/>
       <w:proofErr w:type="spellStart"/>
       <w:r>
         <w:rPr>
@@ -4986,7 +4962,7 @@
         </w:rPr>
         <w:t>worlddatr</w:t>
       </w:r>
-      <w:bookmarkEnd w:id="9"/>
+      <w:bookmarkEnd w:id="14"/>
       <w:proofErr w:type="spellEnd"/>
       <w:r>
         <w:rPr>
@@ -6912,7 +6888,7 @@
         </w:rPr>
         <w:t>(Fig</w:t>
       </w:r>
-      <w:del w:id="10" w:author="Kannan.RK" w:date="2026-05-06T13:47:00Z">
+      <w:del w:id="15" w:author="Kannan.RK" w:date="2026-05-06T13:47:00Z">
         <w:r>
           <w:rPr>
             <w:rFonts w:ascii="Times New Roman" w:hAnsi="Times New Roman" w:cs="Times New Roman"/>
@@ -7096,7 +7072,7 @@
         </w:rPr>
         <w:t>Fig</w:t>
       </w:r>
-      <w:del w:id="11" w:author="Kannan.RK" w:date="2026-05-06T13:48:00Z">
+      <w:del w:id="16" w:author="Kannan.RK" w:date="2026-05-06T13:48:00Z">
         <w:r>
           <w:rPr>
             <w:rFonts w:ascii="Times New Roman" w:eastAsia="Times New Roman" w:hAnsi="Times New Roman" w:cs="Times New Roman"/>
@@ -10280,7 +10256,12 @@
     <w:p>
       <w:pPr>
         <w:ind w:firstLine="0"/>
-        <w:jc w:val="center"/>
+        <w:pPrChange w:id="17" w:author="Rhys Peploe" w:date="2026-06-04T11:01:00Z">
+          <w:pPr>
+            <w:ind w:firstLine="0"/>
+            <w:jc w:val="center"/>
+          </w:pPr>
+        </w:pPrChange>
       </w:pPr>
       <w:r>
         <w:rPr>
@@ -10312,7 +10293,7 @@
         </w:rPr>
         <w:t>participants in multiple countries (Fig</w:t>
       </w:r>
-      <w:del w:id="12" w:author="Kannan.RK" w:date="2026-05-06T13:48:00Z">
+      <w:del w:id="18" w:author="Kannan.RK" w:date="2026-05-06T13:48:00Z">
         <w:r>
           <w:rPr>
             <w:rFonts w:ascii="Times New Roman" w:hAnsi="Times New Roman" w:cs="Times New Roman"/>
@@ -10422,7 +10403,7 @@
         </w:rPr>
         <w:t>Fig</w:t>
       </w:r>
-      <w:del w:id="13" w:author="Kannan.RK" w:date="2026-05-06T13:48:00Z">
+      <w:del w:id="19" w:author="Kannan.RK" w:date="2026-05-06T13:48:00Z">
         <w:r>
           <w:rPr>
             <w:rFonts w:ascii="Times New Roman" w:hAnsi="Times New Roman" w:cs="Times New Roman"/>
@@ -11037,7 +11018,7 @@
         </w:rPr>
         <w:t xml:space="preserve"> (Fig</w:t>
       </w:r>
-      <w:del w:id="14" w:author="Kannan.RK" w:date="2026-05-06T13:48:00Z">
+      <w:del w:id="20" w:author="Kannan.RK" w:date="2026-05-06T13:48:00Z">
         <w:r>
           <w:rPr>
             <w:rFonts w:ascii="Times New Roman" w:hAnsi="Times New Roman" w:cs="Times New Roman"/>
@@ -11333,7 +11314,7 @@
         </w:rPr>
         <w:t>(Fig</w:t>
       </w:r>
-      <w:del w:id="15" w:author="Kannan.RK" w:date="2026-05-06T13:48:00Z">
+      <w:del w:id="21" w:author="Kannan.RK" w:date="2026-05-06T13:48:00Z">
         <w:r>
           <w:rPr>
             <w:rFonts w:ascii="Times New Roman" w:hAnsi="Times New Roman" w:cs="Times New Roman"/>
@@ -11378,7 +11359,7 @@
         </w:rPr>
         <w:t>Fig</w:t>
       </w:r>
-      <w:del w:id="16" w:author="Kannan.RK" w:date="2026-05-06T13:48:00Z">
+      <w:del w:id="22" w:author="Kannan.RK" w:date="2026-05-06T13:48:00Z">
         <w:r>
           <w:rPr>
             <w:rFonts w:ascii="Times New Roman" w:hAnsi="Times New Roman" w:cs="Times New Roman"/>
@@ -11929,7 +11910,7 @@
         </w:rPr>
         <w:t xml:space="preserve"> (Fig</w:t>
       </w:r>
-      <w:del w:id="17" w:author="Kannan.RK" w:date="2026-05-06T13:48:00Z">
+      <w:del w:id="23" w:author="Kannan.RK" w:date="2026-05-06T13:48:00Z">
         <w:r>
           <w:rPr>
             <w:rFonts w:ascii="Times New Roman" w:hAnsi="Times New Roman" w:cs="Times New Roman"/>
@@ -12008,7 +11989,7 @@
         </w:rPr>
         <w:t>Fig</w:t>
       </w:r>
-      <w:del w:id="18" w:author="Kannan.RK" w:date="2026-05-06T13:48:00Z">
+      <w:del w:id="24" w:author="Kannan.RK" w:date="2026-05-06T13:48:00Z">
         <w:r>
           <w:rPr>
             <w:rFonts w:eastAsiaTheme="minorEastAsia"/>
@@ -12150,7 +12131,7 @@
         </w:rPr>
         <w:t>(Fig</w:t>
       </w:r>
-      <w:del w:id="19" w:author="Kannan.RK" w:date="2026-05-06T13:49:00Z">
+      <w:del w:id="25" w:author="Kannan.RK" w:date="2026-05-06T13:49:00Z">
         <w:r>
           <w:rPr>
             <w:rFonts w:ascii="Times New Roman" w:hAnsi="Times New Roman" w:cs="Times New Roman"/>
@@ -12158,7 +12139,7 @@
           <w:delText>u</w:delText>
         </w:r>
       </w:del>
-      <w:del w:id="20" w:author="Kannan.RK" w:date="2026-05-06T13:48:00Z">
+      <w:del w:id="26" w:author="Kannan.RK" w:date="2026-05-06T13:48:00Z">
         <w:r>
           <w:rPr>
             <w:rFonts w:ascii="Times New Roman" w:hAnsi="Times New Roman" w:cs="Times New Roman"/>
@@ -12343,7 +12324,7 @@
         </w:rPr>
         <w:t>Fig</w:t>
       </w:r>
-      <w:del w:id="21" w:author="Kannan.RK" w:date="2026-05-06T13:49:00Z">
+      <w:del w:id="27" w:author="Kannan.RK" w:date="2026-05-06T13:49:00Z">
         <w:r>
           <w:rPr>
             <w:rFonts w:ascii="Times New Roman" w:hAnsi="Times New Roman" w:cs="Times New Roman"/>
@@ -12693,7 +12674,7 @@
         </w:rPr>
         <w:t xml:space="preserve"> (Fig</w:t>
       </w:r>
-      <w:del w:id="22" w:author="Kannan.RK" w:date="2026-05-06T13:49:00Z">
+      <w:del w:id="28" w:author="Kannan.RK" w:date="2026-05-06T13:49:00Z">
         <w:r>
           <w:rPr>
             <w:rFonts w:ascii="Times New Roman" w:hAnsi="Times New Roman" w:cs="Times New Roman"/>
@@ -13579,7 +13560,7 @@
         </w:rPr>
         <w:t>Fig</w:t>
       </w:r>
-      <w:del w:id="23" w:author="Kannan.RK" w:date="2026-05-06T13:49:00Z">
+      <w:del w:id="29" w:author="Kannan.RK" w:date="2026-05-06T13:49:00Z">
         <w:r>
           <w:rPr>
             <w:rFonts w:ascii="Times New Roman" w:hAnsi="Times New Roman" w:cs="Times New Roman"/>
@@ -13819,7 +13800,7 @@
         </w:rPr>
         <w:t>Fig</w:t>
       </w:r>
-      <w:del w:id="24" w:author="Kannan.RK" w:date="2026-05-06T13:49:00Z">
+      <w:del w:id="30" w:author="Kannan.RK" w:date="2026-05-06T13:49:00Z">
         <w:r>
           <w:rPr>
             <w:rFonts w:ascii="Times New Roman" w:hAnsi="Times New Roman" w:cs="Times New Roman"/>
@@ -13926,7 +13907,7 @@
         </w:rPr>
         <w:t>(Fig</w:t>
       </w:r>
-      <w:del w:id="25" w:author="Kannan.RK" w:date="2026-05-06T13:49:00Z">
+      <w:del w:id="31" w:author="Kannan.RK" w:date="2026-05-06T13:49:00Z">
         <w:r>
           <w:rPr>
             <w:rFonts w:ascii="Times New Roman" w:hAnsi="Times New Roman" w:cs="Times New Roman"/>
@@ -14355,7 +14336,7 @@
         </w:rPr>
         <w:t xml:space="preserve"> (Fig</w:t>
       </w:r>
-      <w:del w:id="26" w:author="Kannan.RK" w:date="2026-05-06T13:49:00Z">
+      <w:del w:id="32" w:author="Kannan.RK" w:date="2026-05-06T13:49:00Z">
         <w:r>
           <w:rPr>
             <w:rFonts w:ascii="Times New Roman" w:hAnsi="Times New Roman" w:cs="Times New Roman"/>
@@ -15060,7 +15041,7 @@
         </w:rPr>
         <w:t xml:space="preserve"> (Fig</w:t>
       </w:r>
-      <w:del w:id="27" w:author="Kannan.RK" w:date="2026-05-06T13:49:00Z">
+      <w:del w:id="33" w:author="Kannan.RK" w:date="2026-05-06T13:49:00Z">
         <w:r>
           <w:rPr>
             <w:rFonts w:ascii="Times New Roman" w:hAnsi="Times New Roman" w:cs="Times New Roman"/>
@@ -15302,7 +15283,7 @@
         </w:rPr>
         <w:t>Fig</w:t>
       </w:r>
-      <w:del w:id="28" w:author="Kannan.RK" w:date="2026-05-06T13:49:00Z">
+      <w:del w:id="34" w:author="Kannan.RK" w:date="2026-05-06T13:49:00Z">
         <w:r>
           <w:rPr>
             <w:rFonts w:ascii="Times New Roman" w:hAnsi="Times New Roman" w:cs="Times New Roman"/>
@@ -15361,7 +15342,7 @@
         </w:rPr>
         <w:t>STH studies primarily assessed children (Fig</w:t>
       </w:r>
-      <w:del w:id="29" w:author="Kannan.RK" w:date="2026-05-06T13:49:00Z">
+      <w:del w:id="35" w:author="Kannan.RK" w:date="2026-05-06T13:49:00Z">
         <w:r>
           <w:rPr>
             <w:rFonts w:ascii="Times New Roman" w:hAnsi="Times New Roman" w:cs="Times New Roman"/>
@@ -15911,7 +15892,7 @@
         </w:rPr>
         <w:t xml:space="preserve"> (Fig</w:t>
       </w:r>
-      <w:del w:id="30" w:author="Kannan.RK" w:date="2026-05-06T13:50:00Z">
+      <w:del w:id="36" w:author="Kannan.RK" w:date="2026-05-06T13:50:00Z">
         <w:r>
           <w:rPr>
             <w:rFonts w:ascii="Times New Roman" w:hAnsi="Times New Roman" w:cs="Times New Roman"/>
@@ -16297,7 +16278,7 @@
         </w:rPr>
         <w:t>country studies (Fig</w:t>
       </w:r>
-      <w:del w:id="31" w:author="Kannan.RK" w:date="2026-05-06T13:50:00Z">
+      <w:del w:id="37" w:author="Kannan.RK" w:date="2026-05-06T13:50:00Z">
         <w:r>
           <w:rPr>
             <w:rFonts w:ascii="Times New Roman" w:hAnsi="Times New Roman" w:cs="Times New Roman"/>
@@ -16714,7 +16695,7 @@
         </w:rPr>
         <w:t xml:space="preserve"> (Fig</w:t>
       </w:r>
-      <w:del w:id="32" w:author="Kannan.RK" w:date="2026-05-06T13:50:00Z">
+      <w:del w:id="38" w:author="Kannan.RK" w:date="2026-05-06T13:50:00Z">
         <w:r>
           <w:rPr>
             <w:rFonts w:ascii="Times New Roman" w:hAnsi="Times New Roman" w:cs="Times New Roman"/>
@@ -17049,7 +17030,7 @@
         </w:rPr>
         <w:t>Fig</w:t>
       </w:r>
-      <w:del w:id="33" w:author="Kannan.RK" w:date="2026-05-06T13:50:00Z">
+      <w:del w:id="39" w:author="Kannan.RK" w:date="2026-05-06T13:50:00Z">
         <w:r>
           <w:rPr>
             <w:rFonts w:ascii="Times New Roman" w:hAnsi="Times New Roman" w:cs="Times New Roman"/>
@@ -17306,7 +17287,7 @@
         </w:rPr>
         <w:t>(Fig</w:t>
       </w:r>
-      <w:del w:id="34" w:author="Kannan.RK" w:date="2026-05-06T13:50:00Z">
+      <w:del w:id="40" w:author="Kannan.RK" w:date="2026-05-06T13:50:00Z">
         <w:r>
           <w:rPr>
             <w:rFonts w:ascii="Times New Roman" w:hAnsi="Times New Roman" w:cs="Times New Roman"/>
@@ -17969,7 +17950,7 @@
         </w:rPr>
         <w:t xml:space="preserve"> (Fig</w:t>
       </w:r>
-      <w:del w:id="35" w:author="Kannan.RK" w:date="2026-05-06T13:50:00Z">
+      <w:del w:id="41" w:author="Kannan.RK" w:date="2026-05-06T13:50:00Z">
         <w:r>
           <w:rPr>
             <w:rFonts w:ascii="Times New Roman" w:hAnsi="Times New Roman" w:cs="Times New Roman"/>
@@ -18830,7 +18811,7 @@
         </w:rPr>
         <w:t>Fig</w:t>
       </w:r>
-      <w:del w:id="36" w:author="Kannan.RK" w:date="2026-05-06T13:50:00Z">
+      <w:del w:id="42" w:author="Kannan.RK" w:date="2026-05-06T13:50:00Z">
         <w:r>
           <w:rPr>
             <w:rFonts w:ascii="Times New Roman" w:hAnsi="Times New Roman" w:cs="Times New Roman"/>
@@ -19612,7 +19593,7 @@
         </w:rPr>
         <w:t>Fig</w:t>
       </w:r>
-      <w:del w:id="37" w:author="Kannan.RK" w:date="2026-05-06T13:51:00Z">
+      <w:del w:id="43" w:author="Kannan.RK" w:date="2026-05-06T13:51:00Z">
         <w:r>
           <w:rPr>
             <w:rFonts w:ascii="Times New Roman" w:hAnsi="Times New Roman" w:cs="Times New Roman"/>
@@ -21626,17 +21607,71 @@
         </w:rPr>
         <w:t xml:space="preserve">] World Health Organization. Ending the neglect to attain the Sustainable Development Goals: a road map for neglected tropical diseases 2021–2030. Geneva: World Health Organization; 2020. Available from: </w:t>
       </w:r>
-      <w:hyperlink r:id="rId10">
+      <w:ins w:id="44" w:author="Rhys Peploe" w:date="2026-06-04T11:00:00Z">
         <w:r>
           <w:rPr>
-            <w:rStyle w:val="Hyperlink"/>
             <w:rFonts w:ascii="Times New Roman" w:hAnsi="Times New Roman" w:cs="Times New Roman"/>
-            <w:color w:val="auto"/>
-            <w:u w:val="none"/>
           </w:rPr>
-          <w:t>https://apps.who.int/iris/handle/10665/338565</w:t>
+          <w:fldChar w:fldCharType="begin"/>
         </w:r>
-      </w:hyperlink>
+        <w:r>
+          <w:rPr>
+            <w:rFonts w:ascii="Times New Roman" w:hAnsi="Times New Roman" w:cs="Times New Roman"/>
+          </w:rPr>
+          <w:instrText>HYPERLINK "</w:instrText>
+        </w:r>
+      </w:ins>
+      <w:r>
+        <w:rPr>
+          <w:rFonts w:ascii="Times New Roman" w:hAnsi="Times New Roman" w:cs="Times New Roman"/>
+          <w:rPrChange w:id="45" w:author="Rhys Peploe" w:date="2026-06-04T11:00:00Z">
+            <w:rPr>
+              <w:rStyle w:val="Hyperlink"/>
+              <w:rFonts w:ascii="Times New Roman" w:hAnsi="Times New Roman" w:cs="Times New Roman"/>
+              <w:color w:val="auto"/>
+              <w:u w:val="none"/>
+            </w:rPr>
+          </w:rPrChange>
+        </w:rPr>
+        <w:instrText>https://apps.who.int/iris/handle/10665/338565</w:instrText>
+      </w:r>
+      <w:ins w:id="46" w:author="Rhys Peploe" w:date="2026-06-04T11:00:00Z">
+        <w:r>
+          <w:rPr>
+            <w:rFonts w:ascii="Times New Roman" w:hAnsi="Times New Roman" w:cs="Times New Roman"/>
+          </w:rPr>
+          <w:instrText>"</w:instrText>
+        </w:r>
+        <w:r>
+          <w:rPr>
+            <w:rFonts w:ascii="Times New Roman" w:hAnsi="Times New Roman" w:cs="Times New Roman"/>
+          </w:rPr>
+          <w:fldChar w:fldCharType="separate"/>
+        </w:r>
+      </w:ins>
+      <w:r>
+        <w:rPr>
+          <w:rStyle w:val="Hyperlink"/>
+          <w:rFonts w:ascii="Times New Roman" w:hAnsi="Times New Roman" w:cs="Times New Roman"/>
+          <w:rPrChange w:id="47" w:author="Rhys Peploe" w:date="2026-06-04T11:00:00Z">
+            <w:rPr>
+              <w:rStyle w:val="Hyperlink"/>
+              <w:rFonts w:ascii="Times New Roman" w:hAnsi="Times New Roman" w:cs="Times New Roman"/>
+              <w:color w:val="auto"/>
+              <w:u w:val="none"/>
+            </w:rPr>
+          </w:rPrChange>
+        </w:rPr>
+        <w:t>https://apps.who.int/iris/handle/10665/338565</w:t>
+      </w:r>
+      <w:ins w:id="48" w:author="Rhys Peploe" w:date="2026-06-04T11:00:00Z">
+        <w:r>
+          <w:rPr>
+            <w:rFonts w:ascii="Times New Roman" w:hAnsi="Times New Roman" w:cs="Times New Roman"/>
+          </w:rPr>
+          <w:fldChar w:fldCharType="end"/>
+        </w:r>
+      </w:ins>
       <w:r>
         <w:rPr>
           <w:rFonts w:ascii="Times New Roman" w:hAnsi="Times New Roman" w:cs="Times New Roman"/>
@@ -21770,7 +21805,7 @@
         </w:rPr>
         <w:t>(9</w:t>
       </w:r>
-      <w:bookmarkStart w:id="38" w:name="_Int_Xb7THP7C"/>
+      <w:bookmarkStart w:id="49" w:name="_Int_Xb7THP7C"/>
       <w:proofErr w:type="gramStart"/>
       <w:r>
         <w:rPr>
@@ -21778,7 +21813,7 @@
         </w:rPr>
         <w:t>):e</w:t>
       </w:r>
-      <w:bookmarkEnd w:id="38"/>
+      <w:bookmarkEnd w:id="49"/>
       <w:proofErr w:type="gramEnd"/>
       <w:r>
         <w:rPr>
@@ -24591,13 +24626,13 @@
       <w:pPr>
         <w:ind w:firstLine="0"/>
         <w:rPr>
-          <w:ins w:id="39" w:author="Rhys Peploe" w:date="2026-05-12T14:32:00Z"/>
+          <w:ins w:id="50" w:author="Rhys Peploe" w:date="2026-05-12T14:32:00Z"/>
           <w:rFonts w:ascii="Times New Roman" w:hAnsi="Times New Roman" w:cs="Times New Roman"/>
           <w:b/>
           <w:bCs/>
         </w:rPr>
       </w:pPr>
-      <w:ins w:id="40" w:author="Rhys Peploe" w:date="2026-05-12T14:32:00Z">
+      <w:ins w:id="51" w:author="Rhys Peploe" w:date="2026-05-12T14:32:00Z">
         <w:r>
           <w:rPr>
             <w:rFonts w:ascii="Times New Roman" w:hAnsi="Times New Roman" w:cs="Times New Roman"/>
@@ -24623,7 +24658,7 @@
           <w:t xml:space="preserve"> </w:t>
         </w:r>
       </w:ins>
-      <w:ins w:id="41" w:author="Rhys Peploe" w:date="2026-05-12T14:36:00Z">
+      <w:ins w:id="52" w:author="Rhys Peploe" w:date="2026-05-12T14:36:00Z">
         <w:r>
           <w:rPr>
             <w:rFonts w:ascii="Times New Roman" w:hAnsi="Times New Roman" w:cs="Times New Roman"/>
@@ -24633,7 +24668,7 @@
           <w:t xml:space="preserve">Text </w:t>
         </w:r>
       </w:ins>
-      <w:ins w:id="42" w:author="Rhys Peploe" w:date="2026-05-12T14:32:00Z">
+      <w:ins w:id="53" w:author="Rhys Peploe" w:date="2026-05-12T14:32:00Z">
         <w:r>
           <w:rPr>
             <w:rFonts w:ascii="Times New Roman" w:hAnsi="Times New Roman" w:cs="Times New Roman"/>
@@ -24664,13 +24699,13 @@
       <w:pPr>
         <w:ind w:firstLine="0"/>
         <w:rPr>
-          <w:ins w:id="43" w:author="Rhys Peploe" w:date="2026-05-12T14:32:00Z"/>
+          <w:ins w:id="54" w:author="Rhys Peploe" w:date="2026-05-12T14:32:00Z"/>
           <w:rFonts w:ascii="Times New Roman" w:hAnsi="Times New Roman" w:cs="Times New Roman"/>
           <w:b/>
           <w:bCs/>
         </w:rPr>
       </w:pPr>
-      <w:ins w:id="44" w:author="Rhys Peploe" w:date="2026-05-12T14:32:00Z">
+      <w:ins w:id="55" w:author="Rhys Peploe" w:date="2026-05-12T14:32:00Z">
         <w:r>
           <w:rPr>
             <w:rFonts w:ascii="Times New Roman" w:hAnsi="Times New Roman" w:cs="Times New Roman"/>
@@ -24680,7 +24715,7 @@
           <w:t xml:space="preserve">S1 </w:t>
         </w:r>
       </w:ins>
-      <w:ins w:id="45" w:author="Rhys Peploe" w:date="2026-05-12T14:36:00Z">
+      <w:ins w:id="56" w:author="Rhys Peploe" w:date="2026-05-12T14:36:00Z">
         <w:r>
           <w:rPr>
             <w:rFonts w:ascii="Times New Roman" w:hAnsi="Times New Roman" w:cs="Times New Roman"/>
@@ -24690,7 +24725,7 @@
           <w:t xml:space="preserve">Text </w:t>
         </w:r>
       </w:ins>
-      <w:ins w:id="46" w:author="Rhys Peploe" w:date="2026-05-12T14:32:00Z">
+      <w:ins w:id="57" w:author="Rhys Peploe" w:date="2026-05-12T14:32:00Z">
         <w:r>
           <w:rPr>
             <w:rFonts w:ascii="Times New Roman" w:hAnsi="Times New Roman" w:cs="Times New Roman"/>
@@ -24705,7 +24740,7 @@
       <w:pPr>
         <w:ind w:firstLine="0"/>
         <w:rPr>
-          <w:del w:id="47" w:author="Rhys Peploe" w:date="2026-05-12T14:32:00Z"/>
+          <w:del w:id="58" w:author="Rhys Peploe" w:date="2026-05-12T14:32:00Z"/>
           <w:rFonts w:ascii="Times New Roman" w:hAnsi="Times New Roman" w:cs="Times New Roman"/>
         </w:rPr>
       </w:pPr>
@@ -24725,7 +24760,7 @@
         </w:rPr>
         <w:t>S</w:t>
       </w:r>
-      <w:ins w:id="48" w:author="Rhys Peploe" w:date="2026-05-12T14:32:00Z">
+      <w:ins w:id="59" w:author="Rhys Peploe" w:date="2026-05-12T14:32:00Z">
         <w:r>
           <w:rPr>
             <w:rFonts w:ascii="Times New Roman" w:hAnsi="Times New Roman" w:cs="Times New Roman"/>
@@ -24734,7 +24769,7 @@
           <w:t>2</w:t>
         </w:r>
       </w:ins>
-      <w:del w:id="49" w:author="Rhys Peploe" w:date="2026-05-12T14:32:00Z">
+      <w:del w:id="60" w:author="Rhys Peploe" w:date="2026-05-12T14:32:00Z">
         <w:r>
           <w:rPr>
             <w:rFonts w:ascii="Times New Roman" w:hAnsi="Times New Roman" w:cs="Times New Roman"/>
@@ -24750,7 +24785,7 @@
         </w:rPr>
         <w:t xml:space="preserve"> </w:t>
       </w:r>
-      <w:ins w:id="50" w:author="Rhys Peploe" w:date="2026-05-12T14:34:00Z">
+      <w:ins w:id="61" w:author="Rhys Peploe" w:date="2026-05-12T14:34:00Z">
         <w:r>
           <w:rPr>
             <w:rFonts w:ascii="Times New Roman" w:hAnsi="Times New Roman" w:cs="Times New Roman"/>
@@ -24759,7 +24794,7 @@
           <w:t xml:space="preserve">Text </w:t>
         </w:r>
       </w:ins>
-      <w:del w:id="51" w:author="Rhys Peploe" w:date="2026-05-12T14:35:00Z">
+      <w:del w:id="62" w:author="Rhys Peploe" w:date="2026-05-12T14:35:00Z">
         <w:r>
           <w:rPr>
             <w:rFonts w:ascii="Times New Roman" w:hAnsi="Times New Roman" w:cs="Times New Roman"/>
@@ -24768,7 +24803,7 @@
           <w:delText>-</w:delText>
         </w:r>
       </w:del>
-      <w:ins w:id="52" w:author="Rhys Peploe" w:date="2026-05-12T14:35:00Z">
+      <w:ins w:id="63" w:author="Rhys Peploe" w:date="2026-05-12T14:35:00Z">
         <w:r>
           <w:rPr>
             <w:rFonts w:ascii="Times New Roman" w:hAnsi="Times New Roman" w:cs="Times New Roman"/>
@@ -24777,7 +24812,7 @@
           <w:t>– I</w:t>
         </w:r>
       </w:ins>
-      <w:del w:id="53" w:author="Rhys Peploe" w:date="2026-05-12T14:34:00Z">
+      <w:del w:id="64" w:author="Rhys Peploe" w:date="2026-05-12T14:34:00Z">
         <w:r>
           <w:rPr>
             <w:rFonts w:ascii="Times New Roman" w:hAnsi="Times New Roman" w:cs="Times New Roman"/>
@@ -24800,7 +24835,7 @@
         </w:rPr>
         <w:t xml:space="preserve">CTRP search terms for all NTDs </w:t>
       </w:r>
-      <w:ins w:id="54" w:author="Rhys Peploe" w:date="2026-05-12T14:34:00Z">
+      <w:ins w:id="65" w:author="Rhys Peploe" w:date="2026-05-12T14:34:00Z">
         <w:r>
           <w:rPr>
             <w:rFonts w:ascii="Times New Roman" w:hAnsi="Times New Roman" w:cs="Times New Roman"/>
@@ -24822,7 +24857,7 @@
         </w:rPr>
         <w:t>S</w:t>
       </w:r>
-      <w:ins w:id="55" w:author="Rhys Peploe" w:date="2026-05-12T14:32:00Z">
+      <w:ins w:id="66" w:author="Rhys Peploe" w:date="2026-05-12T14:32:00Z">
         <w:r>
           <w:rPr>
             <w:rFonts w:eastAsiaTheme="minorEastAsia"/>
@@ -24832,7 +24867,7 @@
           <w:t>3</w:t>
         </w:r>
       </w:ins>
-      <w:ins w:id="56" w:author="Rhys Peploe" w:date="2026-05-12T14:34:00Z">
+      <w:ins w:id="67" w:author="Rhys Peploe" w:date="2026-05-12T14:34:00Z">
         <w:r>
           <w:rPr>
             <w:rFonts w:eastAsiaTheme="minorEastAsia"/>
@@ -24842,7 +24877,7 @@
           <w:t xml:space="preserve"> Table</w:t>
         </w:r>
       </w:ins>
-      <w:del w:id="57" w:author="Rhys Peploe" w:date="2026-05-12T14:32:00Z">
+      <w:del w:id="68" w:author="Rhys Peploe" w:date="2026-05-12T14:32:00Z">
         <w:r>
           <w:rPr>
             <w:rFonts w:eastAsiaTheme="minorEastAsia"/>
@@ -24900,7 +24935,7 @@
         </w:rPr>
         <w:t>S</w:t>
       </w:r>
-      <w:ins w:id="58" w:author="Rhys Peploe" w:date="2026-05-12T14:32:00Z">
+      <w:ins w:id="69" w:author="Rhys Peploe" w:date="2026-05-12T14:32:00Z">
         <w:r>
           <w:rPr>
             <w:rFonts w:ascii="Times New Roman" w:hAnsi="Times New Roman" w:cs="Times New Roman"/>
@@ -24910,7 +24945,7 @@
           <w:t>4</w:t>
         </w:r>
       </w:ins>
-      <w:del w:id="59" w:author="Rhys Peploe" w:date="2026-05-12T14:32:00Z">
+      <w:del w:id="70" w:author="Rhys Peploe" w:date="2026-05-12T14:32:00Z">
         <w:r>
           <w:rPr>
             <w:rFonts w:ascii="Times New Roman" w:hAnsi="Times New Roman" w:cs="Times New Roman"/>
@@ -24928,7 +24963,7 @@
         </w:rPr>
         <w:t xml:space="preserve"> </w:t>
       </w:r>
-      <w:ins w:id="60" w:author="Rhys Peploe" w:date="2026-05-12T14:34:00Z">
+      <w:ins w:id="71" w:author="Rhys Peploe" w:date="2026-05-12T14:34:00Z">
         <w:r>
           <w:rPr>
             <w:rFonts w:ascii="Times New Roman" w:hAnsi="Times New Roman" w:cs="Times New Roman"/>
@@ -24962,7 +24997,7 @@
         </w:rPr>
         <w:t>S</w:t>
       </w:r>
-      <w:ins w:id="61" w:author="Rhys Peploe" w:date="2026-05-12T14:32:00Z">
+      <w:ins w:id="72" w:author="Rhys Peploe" w:date="2026-05-12T14:32:00Z">
         <w:r>
           <w:rPr>
             <w:rFonts w:ascii="Times New Roman" w:hAnsi="Times New Roman" w:cs="Times New Roman"/>
@@ -24972,7 +25007,7 @@
           <w:t>5</w:t>
         </w:r>
       </w:ins>
-      <w:del w:id="62" w:author="Rhys Peploe" w:date="2026-05-12T14:32:00Z">
+      <w:del w:id="73" w:author="Rhys Peploe" w:date="2026-05-12T14:32:00Z">
         <w:r>
           <w:rPr>
             <w:rFonts w:ascii="Times New Roman" w:hAnsi="Times New Roman" w:cs="Times New Roman"/>
@@ -24990,7 +25025,7 @@
         </w:rPr>
         <w:t xml:space="preserve"> </w:t>
       </w:r>
-      <w:ins w:id="63" w:author="Rhys Peploe" w:date="2026-05-12T14:34:00Z">
+      <w:ins w:id="74" w:author="Rhys Peploe" w:date="2026-05-12T14:34:00Z">
         <w:r>
           <w:rPr>
             <w:rFonts w:ascii="Times New Roman" w:hAnsi="Times New Roman" w:cs="Times New Roman"/>
@@ -25030,7 +25065,7 @@
         </w:rPr>
         <w:t>S</w:t>
       </w:r>
-      <w:ins w:id="64" w:author="Rhys Peploe" w:date="2026-05-12T14:32:00Z">
+      <w:ins w:id="75" w:author="Rhys Peploe" w:date="2026-05-12T14:32:00Z">
         <w:r>
           <w:rPr>
             <w:rFonts w:ascii="Times New Roman" w:hAnsi="Times New Roman" w:cs="Times New Roman"/>
@@ -25040,7 +25075,7 @@
           <w:t>6</w:t>
         </w:r>
       </w:ins>
-      <w:ins w:id="65" w:author="Rhys Peploe" w:date="2026-05-12T14:34:00Z">
+      <w:ins w:id="76" w:author="Rhys Peploe" w:date="2026-05-12T14:34:00Z">
         <w:r>
           <w:rPr>
             <w:rFonts w:ascii="Times New Roman" w:hAnsi="Times New Roman" w:cs="Times New Roman"/>
@@ -25058,7 +25093,7 @@
           <w:t xml:space="preserve">Fig </w:t>
         </w:r>
       </w:ins>
-      <w:del w:id="66" w:author="Rhys Peploe" w:date="2026-05-12T14:32:00Z">
+      <w:del w:id="77" w:author="Rhys Peploe" w:date="2026-05-12T14:32:00Z">
         <w:r>
           <w:rPr>
             <w:rFonts w:ascii="Times New Roman" w:hAnsi="Times New Roman" w:cs="Times New Roman"/>
@@ -25068,7 +25103,7 @@
           <w:delText>5</w:delText>
         </w:r>
       </w:del>
-      <w:del w:id="67" w:author="Rhys Peploe" w:date="2026-05-12T14:34:00Z">
+      <w:del w:id="78" w:author="Rhys Peploe" w:date="2026-05-12T14:34:00Z">
         <w:r>
           <w:rPr>
             <w:rFonts w:ascii="Times New Roman" w:hAnsi="Times New Roman" w:cs="Times New Roman"/>
@@ -25108,7 +25143,7 @@
         </w:rPr>
         <w:t>S</w:t>
       </w:r>
-      <w:ins w:id="68" w:author="Rhys Peploe" w:date="2026-05-12T14:32:00Z">
+      <w:ins w:id="79" w:author="Rhys Peploe" w:date="2026-05-12T14:32:00Z">
         <w:r>
           <w:rPr>
             <w:rFonts w:ascii="Times New Roman" w:hAnsi="Times New Roman" w:cs="Times New Roman"/>
@@ -25118,7 +25153,7 @@
           <w:t>7</w:t>
         </w:r>
       </w:ins>
-      <w:del w:id="69" w:author="Rhys Peploe" w:date="2026-05-12T14:32:00Z">
+      <w:del w:id="80" w:author="Rhys Peploe" w:date="2026-05-12T14:32:00Z">
         <w:r>
           <w:rPr>
             <w:rFonts w:ascii="Times New Roman" w:hAnsi="Times New Roman" w:cs="Times New Roman"/>
@@ -25136,7 +25171,7 @@
         </w:rPr>
         <w:t> </w:t>
       </w:r>
-      <w:ins w:id="70" w:author="Rhys Peploe" w:date="2026-05-12T14:34:00Z">
+      <w:ins w:id="81" w:author="Rhys Peploe" w:date="2026-05-12T14:34:00Z">
         <w:r>
           <w:rPr>
             <w:rFonts w:ascii="Times New Roman" w:hAnsi="Times New Roman" w:cs="Times New Roman"/>
@@ -25146,7 +25181,7 @@
           <w:t>Fi</w:t>
         </w:r>
       </w:ins>
-      <w:ins w:id="71" w:author="Rhys Peploe" w:date="2026-05-12T14:35:00Z">
+      <w:ins w:id="82" w:author="Rhys Peploe" w:date="2026-05-12T14:35:00Z">
         <w:r>
           <w:rPr>
             <w:rFonts w:ascii="Times New Roman" w:hAnsi="Times New Roman" w:cs="Times New Roman"/>
@@ -25156,7 +25191,7 @@
           <w:t xml:space="preserve">g – </w:t>
         </w:r>
       </w:ins>
-      <w:del w:id="72" w:author="Rhys Peploe" w:date="2026-05-12T14:35:00Z">
+      <w:del w:id="83" w:author="Rhys Peploe" w:date="2026-05-12T14:35:00Z">
         <w:r>
           <w:rPr>
             <w:rFonts w:ascii="Times New Roman" w:hAnsi="Times New Roman" w:cs="Times New Roman"/>
@@ -25196,7 +25231,7 @@
         </w:rPr>
         <w:t>S</w:t>
       </w:r>
-      <w:ins w:id="73" w:author="Rhys Peploe" w:date="2026-05-12T14:32:00Z">
+      <w:ins w:id="84" w:author="Rhys Peploe" w:date="2026-05-12T14:32:00Z">
         <w:r>
           <w:rPr>
             <w:rFonts w:ascii="Times New Roman" w:hAnsi="Times New Roman" w:cs="Times New Roman"/>
@@ -25206,7 +25241,7 @@
           <w:t>8</w:t>
         </w:r>
       </w:ins>
-      <w:del w:id="74" w:author="Rhys Peploe" w:date="2026-05-12T14:32:00Z">
+      <w:del w:id="85" w:author="Rhys Peploe" w:date="2026-05-12T14:32:00Z">
         <w:r>
           <w:rPr>
             <w:rFonts w:ascii="Times New Roman" w:hAnsi="Times New Roman" w:cs="Times New Roman"/>
@@ -25224,7 +25259,7 @@
         </w:rPr>
         <w:t> </w:t>
       </w:r>
-      <w:ins w:id="75" w:author="Rhys Peploe" w:date="2026-05-12T14:35:00Z">
+      <w:ins w:id="86" w:author="Rhys Peploe" w:date="2026-05-12T14:35:00Z">
         <w:r>
           <w:rPr>
             <w:rFonts w:ascii="Times New Roman" w:hAnsi="Times New Roman" w:cs="Times New Roman"/>
@@ -25234,7 +25269,7 @@
           <w:t xml:space="preserve">Fig </w:t>
         </w:r>
       </w:ins>
-      <w:del w:id="76" w:author="Rhys Peploe" w:date="2026-05-12T14:35:00Z">
+      <w:del w:id="87" w:author="Rhys Peploe" w:date="2026-05-12T14:35:00Z">
         <w:r>
           <w:rPr>
             <w:rFonts w:ascii="Times New Roman" w:hAnsi="Times New Roman" w:cs="Times New Roman"/>
@@ -25244,7 +25279,7 @@
           <w:delText>-</w:delText>
         </w:r>
       </w:del>
-      <w:ins w:id="77" w:author="Rhys Peploe" w:date="2026-05-12T14:35:00Z">
+      <w:ins w:id="88" w:author="Rhys Peploe" w:date="2026-05-12T14:35:00Z">
         <w:r>
           <w:rPr>
             <w:rFonts w:ascii="Times New Roman" w:hAnsi="Times New Roman" w:cs="Times New Roman"/>
@@ -25273,7 +25308,7 @@
       <w:pPr>
         <w:ind w:firstLine="0"/>
         <w:rPr>
-          <w:del w:id="78" w:author="Rhys Peploe" w:date="2026-05-12T14:36:00Z"/>
+          <w:del w:id="89" w:author="Rhys Peploe" w:date="2026-05-12T14:36:00Z"/>
           <w:rFonts w:ascii="Times New Roman" w:hAnsi="Times New Roman" w:cs="Times New Roman"/>
         </w:rPr>
       </w:pPr>
@@ -25285,7 +25320,7 @@
         </w:rPr>
         <w:t>S</w:t>
       </w:r>
-      <w:ins w:id="79" w:author="Rhys Peploe" w:date="2026-05-12T14:32:00Z">
+      <w:ins w:id="90" w:author="Rhys Peploe" w:date="2026-05-12T14:32:00Z">
         <w:r>
           <w:rPr>
             <w:rFonts w:ascii="Times New Roman" w:hAnsi="Times New Roman" w:cs="Times New Roman"/>
@@ -25295,7 +25330,7 @@
           <w:t>9</w:t>
         </w:r>
       </w:ins>
-      <w:del w:id="80" w:author="Rhys Peploe" w:date="2026-05-12T14:32:00Z">
+      <w:del w:id="91" w:author="Rhys Peploe" w:date="2026-05-12T14:32:00Z">
         <w:r>
           <w:rPr>
             <w:rFonts w:ascii="Times New Roman" w:hAnsi="Times New Roman" w:cs="Times New Roman"/>
@@ -25313,7 +25348,7 @@
         </w:rPr>
         <w:t> </w:t>
       </w:r>
-      <w:ins w:id="81" w:author="Rhys Peploe" w:date="2026-05-12T14:35:00Z">
+      <w:ins w:id="92" w:author="Rhys Peploe" w:date="2026-05-12T14:35:00Z">
         <w:r>
           <w:rPr>
             <w:rFonts w:ascii="Times New Roman" w:hAnsi="Times New Roman" w:cs="Times New Roman"/>
@@ -25323,7 +25358,7 @@
           <w:t xml:space="preserve">Fig </w:t>
         </w:r>
       </w:ins>
-      <w:del w:id="82" w:author="Rhys Peploe" w:date="2026-05-12T14:35:00Z">
+      <w:del w:id="93" w:author="Rhys Peploe" w:date="2026-05-12T14:35:00Z">
         <w:r>
           <w:rPr>
             <w:rFonts w:ascii="Times New Roman" w:hAnsi="Times New Roman" w:cs="Times New Roman"/>
@@ -25333,7 +25368,7 @@
           <w:delText>-</w:delText>
         </w:r>
       </w:del>
-      <w:ins w:id="83" w:author="Rhys Peploe" w:date="2026-05-12T14:35:00Z">
+      <w:ins w:id="94" w:author="Rhys Peploe" w:date="2026-05-12T14:35:00Z">
         <w:r>
           <w:rPr>
             <w:rFonts w:ascii="Times New Roman" w:hAnsi="Times New Roman" w:cs="Times New Roman"/>
@@ -25362,13 +25397,13 @@
       <w:pPr>
         <w:ind w:firstLine="0"/>
         <w:rPr>
-          <w:del w:id="84" w:author="Rhys Peploe" w:date="2026-05-12T14:32:00Z"/>
+          <w:del w:id="95" w:author="Rhys Peploe" w:date="2026-05-12T14:32:00Z"/>
           <w:rFonts w:ascii="Times New Roman" w:hAnsi="Times New Roman" w:cs="Times New Roman"/>
           <w:b/>
           <w:bCs/>
         </w:rPr>
       </w:pPr>
-      <w:del w:id="85" w:author="Rhys Peploe" w:date="2026-05-12T14:32:00Z">
+      <w:del w:id="96" w:author="Rhys Peploe" w:date="2026-05-12T14:32:00Z">
         <w:r>
           <w:rPr>
             <w:rFonts w:ascii="Times New Roman" w:hAnsi="Times New Roman" w:cs="Times New Roman"/>
@@ -25378,8 +25413,8 @@
           <w:delText>S</w:delText>
         </w:r>
       </w:del>
-      <w:ins w:id="86" w:author="Kannan.RK" w:date="2026-05-06T13:47:00Z">
-        <w:del w:id="87" w:author="Rhys Peploe" w:date="2026-05-12T14:32:00Z">
+      <w:ins w:id="97" w:author="Kannan.RK" w:date="2026-05-06T13:47:00Z">
+        <w:del w:id="98" w:author="Rhys Peploe" w:date="2026-05-12T14:32:00Z">
           <w:r>
             <w:rPr>
               <w:rFonts w:ascii="Times New Roman" w:hAnsi="Times New Roman" w:cs="Times New Roman"/>
@@ -25390,7 +25425,7 @@
           </w:r>
         </w:del>
       </w:ins>
-      <w:del w:id="88" w:author="Rhys Peploe" w:date="2026-05-12T14:32:00Z">
+      <w:del w:id="99" w:author="Rhys Peploe" w:date="2026-05-12T14:32:00Z">
         <w:r>
           <w:rPr>
             <w:rFonts w:ascii="Times New Roman" w:hAnsi="Times New Roman" w:cs="Times New Roman"/>
@@ -25400,8 +25435,8 @@
           <w:delText xml:space="preserve">9 – PRISMA </w:delText>
         </w:r>
       </w:del>
-      <w:ins w:id="89" w:author="Kannan.RK" w:date="2026-05-06T13:47:00Z">
-        <w:del w:id="90" w:author="Rhys Peploe" w:date="2026-05-12T14:32:00Z">
+      <w:ins w:id="100" w:author="Kannan.RK" w:date="2026-05-06T13:47:00Z">
+        <w:del w:id="101" w:author="Rhys Peploe" w:date="2026-05-12T14:32:00Z">
           <w:r>
             <w:rPr>
               <w:rFonts w:ascii="Times New Roman" w:hAnsi="Times New Roman" w:cs="Times New Roman"/>
@@ -25412,7 +25447,7 @@
           </w:r>
         </w:del>
       </w:ins>
-      <w:del w:id="91" w:author="Rhys Peploe" w:date="2026-05-12T14:32:00Z">
+      <w:del w:id="102" w:author="Rhys Peploe" w:date="2026-05-12T14:32:00Z">
         <w:r>
           <w:rPr>
             <w:rFonts w:ascii="Times New Roman" w:hAnsi="Times New Roman" w:cs="Times New Roman"/>
@@ -25432,7 +25467,7 @@
           <w:bCs/>
         </w:rPr>
       </w:pPr>
-      <w:del w:id="92" w:author="Rhys Peploe" w:date="2026-05-12T14:32:00Z">
+      <w:del w:id="103" w:author="Rhys Peploe" w:date="2026-05-12T14:32:00Z">
         <w:r>
           <w:rPr>
             <w:rFonts w:ascii="Times New Roman" w:hAnsi="Times New Roman" w:cs="Times New Roman"/>
@@ -27519,6 +27554,18 @@
       </w:tblBorders>
     </w:tblPr>
   </w:style>
+  <w:style w:type="character" w:styleId="UnresolvedMention">
+    <w:name w:val="Unresolved Mention"/>
+    <w:basedOn w:val="DefaultParagraphFont"/>
+    <w:uiPriority w:val="99"/>
+    <w:semiHidden/>
+    <w:unhideWhenUsed/>
+    <w:rsid w:val="00BA0B3C"/>
+    <w:rPr>
+      <w:color w:val="605E5C"/>
+      <w:shd w:val="clear" w:color="auto" w:fill="E1DFDD"/>
+    </w:rPr>
+  </w:style>
 </w:styles>
 </file>
 
@@ -27851,6 +27898,17 @@
 </file>
 
 <file path=customXml/item1.xml><?xml version="1.0" encoding="utf-8"?>
+<p:properties xmlns:p="http://schemas.microsoft.com/office/2006/metadata/properties" xmlns:xsi="http://www.w3.org/2001/XMLSchema-instance" xmlns:pc="http://schemas.microsoft.com/office/infopath/2007/PartnerControls">
+  <documentManagement>
+    <lcf76f155ced4ddcb4097134ff3c332f xmlns="cf249b84-e751-45c2-b597-cdd4207288d4">
+      <Terms xmlns="http://schemas.microsoft.com/office/infopath/2007/PartnerControls"/>
+    </lcf76f155ced4ddcb4097134ff3c332f>
+    <TaxCatchAll xmlns="08b1d026-4f8a-4fdd-a92f-cc202511de59" xsi:nil="true"/>
+  </documentManagement>
+</p:properties>
+</file>
+
+<file path=customXml/item2.xml><?xml version="1.0" encoding="utf-8"?>
 <ct:contentTypeSchema xmlns:ct="http://schemas.microsoft.com/office/2006/metadata/contentType" xmlns:ma="http://schemas.microsoft.com/office/2006/metadata/properties/metaAttributes" ct:_="" ma:_="" ma:contentTypeName="Document" ma:contentTypeID="0x0101009D2F8B81877FA945BEA7821E8B6F257B" ma:contentTypeVersion="19" ma:contentTypeDescription="Create a new document." ma:contentTypeScope="" ma:versionID="dc9f77d0711dbf46b044ca369354a458">
   <xsd:schema xmlns:xsd="http://www.w3.org/2001/XMLSchema" xmlns:xs="http://www.w3.org/2001/XMLSchema" xmlns:p="http://schemas.microsoft.com/office/2006/metadata/properties" xmlns:ns2="cf249b84-e751-45c2-b597-cdd4207288d4" xmlns:ns3="08b1d026-4f8a-4fdd-a92f-cc202511de59" targetNamespace="http://schemas.microsoft.com/office/2006/metadata/properties" ma:root="true" ma:fieldsID="b59dce657d263be8ebf38d3bdd35f05c" ns2:_="" ns3:_="">
     <xsd:import namespace="cf249b84-e751-45c2-b597-cdd4207288d4"/>
@@ -28111,17 +28169,6 @@
 </ct:contentTypeSchema>
 </file>
 
-<file path=customXml/item2.xml><?xml version="1.0" encoding="utf-8"?>
-<p:properties xmlns:p="http://schemas.microsoft.com/office/2006/metadata/properties" xmlns:xsi="http://www.w3.org/2001/XMLSchema-instance" xmlns:pc="http://schemas.microsoft.com/office/infopath/2007/PartnerControls">
-  <documentManagement>
-    <lcf76f155ced4ddcb4097134ff3c332f xmlns="cf249b84-e751-45c2-b597-cdd4207288d4">
-      <Terms xmlns="http://schemas.microsoft.com/office/infopath/2007/PartnerControls"/>
-    </lcf76f155ced4ddcb4097134ff3c332f>
-    <TaxCatchAll xmlns="08b1d026-4f8a-4fdd-a92f-cc202511de59" xsi:nil="true"/>
-  </documentManagement>
-</p:properties>
-</file>
-
 <file path=customXml/item3.xml><?xml version="1.0" encoding="utf-8"?>
 <?mso-contentType ?>
 <FormTemplates xmlns="http://schemas.microsoft.com/sharepoint/v3/contenttype/forms">
@@ -28132,6 +28179,17 @@
 </file>
 
 <file path=customXml/itemProps1.xml><?xml version="1.0" encoding="utf-8"?>
+<ds:datastoreItem xmlns:ds="http://schemas.openxmlformats.org/officeDocument/2006/customXml" ds:itemID="{A89F2319-7255-4650-A2C4-62E795384402}">
+  <ds:schemaRefs>
+    <ds:schemaRef ds:uri="http://schemas.microsoft.com/office/2006/metadata/properties"/>
+    <ds:schemaRef ds:uri="http://schemas.microsoft.com/office/infopath/2007/PartnerControls"/>
+    <ds:schemaRef ds:uri="cf249b84-e751-45c2-b597-cdd4207288d4"/>
+    <ds:schemaRef ds:uri="08b1d026-4f8a-4fdd-a92f-cc202511de59"/>
+  </ds:schemaRefs>
+</ds:datastoreItem>
+</file>
+
+<file path=customXml/itemProps2.xml><?xml version="1.0" encoding="utf-8"?>
 <ds:datastoreItem xmlns:ds="http://schemas.openxmlformats.org/officeDocument/2006/customXml" ds:itemID="{33999EE5-99AB-488E-8829-D4D6F4BC05A1}">
   <ds:schemaRefs>
     <ds:schemaRef ds:uri="http://schemas.microsoft.com/office/2006/metadata/contentType"/>
@@ -28150,17 +28208,6 @@
 </ds:datastoreItem>
 </file>
 
-<file path=customXml/itemProps2.xml><?xml version="1.0" encoding="utf-8"?>
-<ds:datastoreItem xmlns:ds="http://schemas.openxmlformats.org/officeDocument/2006/customXml" ds:itemID="{A89F2319-7255-4650-A2C4-62E795384402}">
-  <ds:schemaRefs>
-    <ds:schemaRef ds:uri="http://schemas.microsoft.com/office/2006/metadata/properties"/>
-    <ds:schemaRef ds:uri="http://schemas.microsoft.com/office/infopath/2007/PartnerControls"/>
-    <ds:schemaRef ds:uri="cf249b84-e751-45c2-b597-cdd4207288d4"/>
-    <ds:schemaRef ds:uri="08b1d026-4f8a-4fdd-a92f-cc202511de59"/>
-  </ds:schemaRefs>
-</ds:datastoreItem>
-</file>
-
 <file path=customXml/itemProps3.xml><?xml version="1.0" encoding="utf-8"?>
 <ds:datastoreItem xmlns:ds="http://schemas.openxmlformats.org/officeDocument/2006/customXml" ds:itemID="{6BD02064-246C-4506-B8B6-1BE491DF09EB}">
   <ds:schemaRefs>
